--- a/testakten/nis2-cybersecurity-lahnwerke-slack-airtags-it-sicherheit/01-mandatsnotiz-und-arbeitsauftrag.docx
+++ b/testakten/nis2-cybersecurity-lahnwerke-slack-airtags-it-sicherheit/01-mandatsnotiz-und-arbeitsauftrag.docx
@@ -2,49 +2,1856 @@
 <file path=word/document.xml><?xml version="1.0" encoding="utf-8"?>
 <w:document xmlns:wpc="http://schemas.microsoft.com/office/word/2010/wordprocessingCanvas" xmlns:mo="http://schemas.microsoft.com/office/mac/office/2008/main" xmlns:mc="http://schemas.openxmlformats.org/markup-compatibility/2006" xmlns:mv="urn:schemas-microsoft-com:mac:vml" xmlns:o="urn:schemas-microsoft-com:office:office" xmlns:r="http://schemas.openxmlformats.org/officeDocument/2006/relationships" xmlns:m="http://schemas.openxmlformats.org/officeDocument/2006/math" xmlns:v="urn:schemas-microsoft-com:vml" xmlns:wp14="http://schemas.microsoft.com/office/word/2010/wordprocessingDrawing" xmlns:wp="http://schemas.openxmlformats.org/drawingml/2006/wordprocessingDrawing" xmlns:w10="urn:schemas-microsoft-com:office:word" xmlns:w="http://schemas.openxmlformats.org/wordprocessingml/2006/main" xmlns:w14="http://schemas.microsoft.com/office/word/2010/wordml" xmlns:wpg="http://schemas.microsoft.com/office/word/2010/wordprocessingGroup" xmlns:wpi="http://schemas.microsoft.com/office/word/2010/wordprocessingInk" xmlns:wne="http://schemas.microsoft.com/office/word/2006/wordml" xmlns:wps="http://schemas.microsoft.com/office/word/2010/wordprocessingShape" mc:Ignorable="w14 wp14">
   <w:body>
+    <w:tbl>
+      <w:tblPr>
+        <w:tblW w:type="auto" w:w="0"/>
+        <w:tblLayout w:type="fixed"/>
+        <w:tblLook w:firstColumn="1" w:firstRow="1" w:lastColumn="0" w:lastRow="0" w:noHBand="0" w:noVBand="1" w:val="04A0"/>
+      </w:tblPr>
+      <w:tblGrid>
+        <w:gridCol w:w="6520"/>
+        <w:gridCol w:w="2948"/>
+      </w:tblGrid>
+      <w:tr>
+        <w:tc>
+          <w:tcPr>
+            <w:tcW w:type="dxa" w:w="4790"/>
+            <w:tcMar>
+              <w:top w:w="0" w:type="dxa"/>
+              <w:start w:w="0" w:type="dxa"/>
+              <w:bottom w:w="80" w:type="dxa"/>
+              <w:end w:w="80" w:type="dxa"/>
+            </w:tcMar>
+          </w:tcPr>
+          <w:p>
+            <w:pPr>
+              <w:spacing w:after="20"/>
+            </w:pPr>
+            <w:r>
+              <w:rPr>
+                <w:b/>
+                <w:color w:val="17324D"/>
+                <w:sz w:val="24"/>
+              </w:rPr>
+              <w:t>BRENNECKE · WENSTEDT RECHTSANWÄLTE</w:t>
+            </w:r>
+          </w:p>
+          <w:p>
+            <w:pPr>
+              <w:spacing w:after="0"/>
+            </w:pPr>
+            <w:r>
+              <w:rPr>
+                <w:color w:val="59636B"/>
+                <w:sz w:val="16"/>
+              </w:rPr>
+              <w:t>Kaiserswerther Straße 183 · 40474 Düsseldorf · Telefon 0211 879 14 0 · cyber@bw-recht.de</w:t>
+            </w:r>
+          </w:p>
+          <w:p>
+            <w:pPr>
+              <w:spacing w:after="0"/>
+            </w:pPr>
+            <w:r>
+              <w:rPr>
+                <w:color w:val="59636B"/>
+                <w:sz w:val="16"/>
+              </w:rPr>
+              <w:t>Partnerschaftsregister AG Essen PR 5207 · Berufshaftpflicht Rheinland Versicherung AG</w:t>
+            </w:r>
+          </w:p>
+        </w:tc>
+        <w:tc>
+          <w:tcPr>
+            <w:tcW w:type="dxa" w:w="4790"/>
+            <w:tcMar>
+              <w:top w:w="0" w:type="dxa"/>
+              <w:start w:w="80" w:type="dxa"/>
+              <w:bottom w:w="80" w:type="dxa"/>
+              <w:end w:w="0" w:type="dxa"/>
+            </w:tcMar>
+          </w:tcPr>
+          <w:p>
+            <w:pPr>
+              <w:jc w:val="right"/>
+            </w:pPr>
+            <w:r>
+              <w:rPr>
+                <w:b/>
+                <w:color w:val="2E668B"/>
+                <w:sz w:val="18"/>
+              </w:rPr>
+              <w:t>MANDATSAUFNAHME · CYBERSICHERHEIT</w:t>
+            </w:r>
+          </w:p>
+        </w:tc>
+      </w:tr>
+    </w:tbl>
+    <w:p>
+      <w:pPr>
+        <w:spacing w:after="160"/>
+        <w:pBdr>
+          <w:bottom w:val="single" w:sz="10" w:space="1" w:color="2E668B"/>
+        </w:pBdr>
+      </w:pPr>
+    </w:p>
+    <w:p>
+      <w:pPr>
+        <w:pStyle w:val="Title"/>
+      </w:pPr>
+      <w:r>
+        <w:t>Mandatsaufnahme Lahnwerke Maschinenbau AG</w:t>
+      </w:r>
+    </w:p>
+    <w:p>
+      <w:pPr>
+        <w:spacing w:after="180"/>
+      </w:pPr>
+      <w:r>
+        <w:rPr>
+          <w:b/>
+          <w:color w:val="2E668B"/>
+        </w:rPr>
+        <w:t>VPN-Vorfall, Slack-Rollout, Ortungstechnik, Wiederanlauf und Leitungsvorlage</w:t>
+      </w:r>
+    </w:p>
+    <w:tbl>
+      <w:tblPr>
+        <w:tblW w:type="auto" w:w="0"/>
+        <w:tblLayout w:type="fixed"/>
+        <w:tblLook w:firstColumn="1" w:firstRow="1" w:lastColumn="0" w:lastRow="0" w:noHBand="0" w:noVBand="1" w:val="04A0"/>
+      </w:tblPr>
+      <w:tblGrid>
+        <w:gridCol w:w="2268"/>
+        <w:gridCol w:w="7200"/>
+      </w:tblGrid>
+      <w:tr>
+        <w:tc>
+          <w:tcPr>
+            <w:tcW w:type="dxa" w:w="2268"/>
+            <w:shd w:fill="EAF1F5"/>
+            <w:tcMar>
+              <w:top w:w="90" w:type="dxa"/>
+              <w:start w:w="90" w:type="dxa"/>
+              <w:bottom w:w="90" w:type="dxa"/>
+              <w:end w:w="90" w:type="dxa"/>
+            </w:tcMar>
+            <w:vAlign w:val="center"/>
+          </w:tcPr>
+          <w:p>
+            <w:pPr>
+              <w:spacing w:after="0"/>
+            </w:pPr>
+            <w:r>
+              <w:rPr>
+                <w:b/>
+                <w:sz w:val="18"/>
+              </w:rPr>
+              <w:t>Aufgenommen</w:t>
+            </w:r>
+          </w:p>
+        </w:tc>
+        <w:tc>
+          <w:tcPr>
+            <w:tcW w:type="dxa" w:w="7200"/>
+            <w:tcMar>
+              <w:top w:w="90" w:type="dxa"/>
+              <w:start w:w="90" w:type="dxa"/>
+              <w:bottom w:w="90" w:type="dxa"/>
+              <w:end w:w="90" w:type="dxa"/>
+            </w:tcMar>
+            <w:vAlign w:val="center"/>
+          </w:tcPr>
+          <w:p>
+            <w:pPr>
+              <w:spacing w:after="0"/>
+            </w:pPr>
+            <w:r>
+              <w:rPr>
+                <w:sz w:val="18"/>
+              </w:rPr>
+              <w:t>26. Mai 2026, 09:15 Uhr, Videokonferenz</w:t>
+            </w:r>
+          </w:p>
+        </w:tc>
+      </w:tr>
+      <w:tr>
+        <w:tc>
+          <w:tcPr>
+            <w:tcW w:type="dxa" w:w="2268"/>
+            <w:shd w:fill="EAF1F5"/>
+            <w:tcMar>
+              <w:top w:w="90" w:type="dxa"/>
+              <w:start w:w="90" w:type="dxa"/>
+              <w:bottom w:w="90" w:type="dxa"/>
+              <w:end w:w="90" w:type="dxa"/>
+            </w:tcMar>
+            <w:vAlign w:val="center"/>
+          </w:tcPr>
+          <w:p>
+            <w:pPr>
+              <w:spacing w:after="0"/>
+            </w:pPr>
+            <w:r>
+              <w:rPr>
+                <w:b/>
+                <w:sz w:val="18"/>
+              </w:rPr>
+              <w:t>Mandantin</w:t>
+            </w:r>
+          </w:p>
+        </w:tc>
+        <w:tc>
+          <w:tcPr>
+            <w:tcW w:type="dxa" w:w="7200"/>
+            <w:tcMar>
+              <w:top w:w="90" w:type="dxa"/>
+              <w:start w:w="90" w:type="dxa"/>
+              <w:bottom w:w="90" w:type="dxa"/>
+              <w:end w:w="90" w:type="dxa"/>
+            </w:tcMar>
+            <w:vAlign w:val="center"/>
+          </w:tcPr>
+          <w:p>
+            <w:pPr>
+              <w:spacing w:after="0"/>
+            </w:pPr>
+            <w:r>
+              <w:rPr>
+                <w:sz w:val="18"/>
+              </w:rPr>
+              <w:t>Lahnwerke Maschinenbau AG, Werkstraße 140, 35576 Wetzlar</w:t>
+            </w:r>
+          </w:p>
+        </w:tc>
+      </w:tr>
+      <w:tr>
+        <w:tc>
+          <w:tcPr>
+            <w:tcW w:type="dxa" w:w="2268"/>
+            <w:shd w:fill="EAF1F5"/>
+            <w:tcMar>
+              <w:top w:w="90" w:type="dxa"/>
+              <w:start w:w="90" w:type="dxa"/>
+              <w:bottom w:w="90" w:type="dxa"/>
+              <w:end w:w="90" w:type="dxa"/>
+            </w:tcMar>
+            <w:vAlign w:val="center"/>
+          </w:tcPr>
+          <w:p>
+            <w:pPr>
+              <w:spacing w:after="0"/>
+            </w:pPr>
+            <w:r>
+              <w:rPr>
+                <w:b/>
+                <w:sz w:val="18"/>
+              </w:rPr>
+              <w:t>Ansprechpartner</w:t>
+            </w:r>
+          </w:p>
+        </w:tc>
+        <w:tc>
+          <w:tcPr>
+            <w:tcW w:type="dxa" w:w="7200"/>
+            <w:tcMar>
+              <w:top w:w="90" w:type="dxa"/>
+              <w:start w:w="90" w:type="dxa"/>
+              <w:bottom w:w="90" w:type="dxa"/>
+              <w:end w:w="90" w:type="dxa"/>
+            </w:tcMar>
+            <w:vAlign w:val="center"/>
+          </w:tcPr>
+          <w:p>
+            <w:pPr>
+              <w:spacing w:after="0"/>
+            </w:pPr>
+            <w:r>
+              <w:rPr>
+                <w:sz w:val="18"/>
+              </w:rPr>
+              <w:t>Marlene Seifert, CISO; Dr. Clara Lehnert, Leiterin Recht</w:t>
+            </w:r>
+          </w:p>
+        </w:tc>
+      </w:tr>
+      <w:tr>
+        <w:tc>
+          <w:tcPr>
+            <w:tcW w:type="dxa" w:w="2268"/>
+            <w:shd w:fill="EAF1F5"/>
+            <w:tcMar>
+              <w:top w:w="90" w:type="dxa"/>
+              <w:start w:w="90" w:type="dxa"/>
+              <w:bottom w:w="90" w:type="dxa"/>
+              <w:end w:w="90" w:type="dxa"/>
+            </w:tcMar>
+            <w:vAlign w:val="center"/>
+          </w:tcPr>
+          <w:p>
+            <w:pPr>
+              <w:spacing w:after="0"/>
+            </w:pPr>
+            <w:r>
+              <w:rPr>
+                <w:b/>
+                <w:sz w:val="18"/>
+              </w:rPr>
+              <w:t>Vorstandstermin</w:t>
+            </w:r>
+          </w:p>
+        </w:tc>
+        <w:tc>
+          <w:tcPr>
+            <w:tcW w:type="dxa" w:w="7200"/>
+            <w:tcMar>
+              <w:top w:w="90" w:type="dxa"/>
+              <w:start w:w="90" w:type="dxa"/>
+              <w:bottom w:w="90" w:type="dxa"/>
+              <w:end w:w="90" w:type="dxa"/>
+            </w:tcMar>
+            <w:vAlign w:val="center"/>
+          </w:tcPr>
+          <w:p>
+            <w:pPr>
+              <w:spacing w:after="0"/>
+            </w:pPr>
+            <w:r>
+              <w:rPr>
+                <w:sz w:val="18"/>
+              </w:rPr>
+              <w:t>29. Mai 2026, 08:30 Uhr; Folgebeschluss 12. Juni 2026</w:t>
+            </w:r>
+          </w:p>
+        </w:tc>
+      </w:tr>
+      <w:tr>
+        <w:tc>
+          <w:tcPr>
+            <w:tcW w:type="dxa" w:w="2268"/>
+            <w:shd w:fill="EAF1F5"/>
+            <w:tcMar>
+              <w:top w:w="90" w:type="dxa"/>
+              <w:start w:w="90" w:type="dxa"/>
+              <w:bottom w:w="90" w:type="dxa"/>
+              <w:end w:w="90" w:type="dxa"/>
+            </w:tcMar>
+            <w:vAlign w:val="center"/>
+          </w:tcPr>
+          <w:p>
+            <w:pPr>
+              <w:spacing w:after="0"/>
+            </w:pPr>
+            <w:r>
+              <w:rPr>
+                <w:b/>
+                <w:sz w:val="18"/>
+              </w:rPr>
+              <w:t>Sachbearbeitung</w:t>
+            </w:r>
+          </w:p>
+        </w:tc>
+        <w:tc>
+          <w:tcPr>
+            <w:tcW w:type="dxa" w:w="7200"/>
+            <w:tcMar>
+              <w:top w:w="90" w:type="dxa"/>
+              <w:start w:w="90" w:type="dxa"/>
+              <w:bottom w:w="90" w:type="dxa"/>
+              <w:end w:w="90" w:type="dxa"/>
+            </w:tcMar>
+            <w:vAlign w:val="center"/>
+          </w:tcPr>
+          <w:p>
+            <w:pPr>
+              <w:spacing w:after="0"/>
+            </w:pPr>
+            <w:r>
+              <w:rPr>
+                <w:sz w:val="18"/>
+              </w:rPr>
+              <w:t>Dr. Henning Brennecke, Rechtsanwalt; Lisa Wenstedt, Rechtsanwältin</w:t>
+            </w:r>
+          </w:p>
+        </w:tc>
+      </w:tr>
+    </w:tbl>
+    <w:p>
+      <w:pPr>
+        <w:spacing w:after="20"/>
+      </w:pPr>
+    </w:p>
     <w:p>
       <w:pPr>
         <w:pStyle w:val="Heading1"/>
       </w:pPr>
       <w:r>
-        <w:rPr>
-          <w:rFonts w:ascii="Times New Roman" w:hAnsi="Times New Roman"/>
-        </w:rPr>
-        <w:t>Mandatsnotiz</w:t>
+        <w:t>1. Anlass und betrieblicher Kontext</w:t>
       </w:r>
     </w:p>
     <w:p>
       <w:pPr>
-        <w:jc w:val="left"/>
+        <w:widowControl/>
       </w:pPr>
       <w:r>
-        <w:t>Lahnwerke Maschinenbau AG rollt Slack aus, verfolgt LKW-Werkzeugcontainer mit AirTags, betreibt MDM auf Firmenhandys und hat nach einem Lieferanten-VPN-Vorfall Zweifel an NIS-2-/BSI-Reife.</w:t>
+        <w:t>Die Lahnwerke Maschinenbau AG betreibt Produktionsanlagen in Wetzlar und Gießen, ein zentrales Ersatzteillager, 88 Servicefahrzeuge und Fernwartungszugänge für Kundenanlagen. Nach einem ungewöhnlichen Login über den VPN-Zugang des Wartungsunternehmens Frankenturm Automation soll der Vorstand über Sofortmaßnahmen und eine zwölfmonatige Sicherheitsroadmap entscheiden.</w:t>
       </w:r>
     </w:p>
     <w:p>
       <w:pPr>
-        <w:jc w:val="left"/>
+        <w:widowControl/>
       </w:pPr>
       <w:r>
-        <w:t>Beteiligte: Geschäftsleitung, Rechtsabteilung, operative Fachabteilungen, externe IT/Compliance-Berater und mehrere Personen mit eigenen Interessen. Die Akte ist bewusst unaufgeräumt: manche Unterlagen widersprechen sich, Zahlenstände weichen ab und einzelne Dokumente wirken bereits überholt.</w:t>
+        <w:t>Parallel laufen vier Vorhaben mit unterschiedlichen Risiken: externe Slack-Kanäle für Großkunden, Verwaltung von Firmenmobiltelefonen, AirTags an Werkzeugcontainern sowie Erneuerung des Code-Signing-Zertifikats für die Firmware-Pipeline. Der Wiederanlauftest vom 14. Mai war für den Fileserver erfolgreich, für ERP und Active Directory jedoch unvollständig.</w:t>
       </w:r>
     </w:p>
     <w:p>
       <w:pPr>
-        <w:jc w:val="left"/>
+        <w:pStyle w:val="Heading1"/>
       </w:pPr>
       <w:r>
-        <w:t>Arbeitsziel heute: zuerst sortieren, dann keine vorschnelle Rechtsmeinung ausgeben. Jede harte Aussage soll auf ein konkretes Aktenstück oder eine frei prüfbare Quelle zurückgeführt werden.</w:t>
+        <w:t>2. Übergebener Tatsachenstand</w:t>
+      </w:r>
+    </w:p>
+    <w:tbl>
+      <w:tblPr>
+        <w:tblStyle w:val="TableGrid"/>
+        <w:tblW w:type="auto" w:w="0"/>
+        <w:tblLayout w:type="fixed"/>
+        <w:tblLook w:firstColumn="1" w:firstRow="1" w:lastColumn="0" w:lastRow="0" w:noHBand="0" w:noVBand="1" w:val="04A0"/>
+      </w:tblPr>
+      <w:tblGrid>
+        <w:gridCol w:w="1984"/>
+        <w:gridCol w:w="2665"/>
+        <w:gridCol w:w="2665"/>
+        <w:gridCol w:w="2721"/>
+      </w:tblGrid>
+      <w:tr>
+        <w:tc>
+          <w:tcPr>
+            <w:tcW w:type="dxa" w:w="2395"/>
+            <w:shd w:fill="17324D"/>
+            <w:tcMar>
+              <w:top w:w="90" w:type="dxa"/>
+              <w:start w:w="90" w:type="dxa"/>
+              <w:bottom w:w="90" w:type="dxa"/>
+              <w:end w:w="90" w:type="dxa"/>
+            </w:tcMar>
+          </w:tcPr>
+          <w:p>
+            <w:r>
+              <w:rPr>
+                <w:b/>
+                <w:color w:val="FFFFFF"/>
+                <w:sz w:val="17"/>
+              </w:rPr>
+              <w:t>Vorgang</w:t>
+            </w:r>
+          </w:p>
+        </w:tc>
+        <w:tc>
+          <w:tcPr>
+            <w:tcW w:type="dxa" w:w="2395"/>
+            <w:shd w:fill="17324D"/>
+            <w:tcMar>
+              <w:top w:w="90" w:type="dxa"/>
+              <w:start w:w="90" w:type="dxa"/>
+              <w:bottom w:w="90" w:type="dxa"/>
+              <w:end w:w="90" w:type="dxa"/>
+            </w:tcMar>
+          </w:tcPr>
+          <w:p>
+            <w:r>
+              <w:rPr>
+                <w:b/>
+                <w:color w:val="FFFFFF"/>
+                <w:sz w:val="17"/>
+              </w:rPr>
+              <w:t>Vorhandener Beleg</w:t>
+            </w:r>
+          </w:p>
+        </w:tc>
+        <w:tc>
+          <w:tcPr>
+            <w:tcW w:type="dxa" w:w="2395"/>
+            <w:shd w:fill="17324D"/>
+            <w:tcMar>
+              <w:top w:w="90" w:type="dxa"/>
+              <w:start w:w="90" w:type="dxa"/>
+              <w:bottom w:w="90" w:type="dxa"/>
+              <w:end w:w="90" w:type="dxa"/>
+            </w:tcMar>
+          </w:tcPr>
+          <w:p>
+            <w:r>
+              <w:rPr>
+                <w:b/>
+                <w:color w:val="FFFFFF"/>
+                <w:sz w:val="17"/>
+              </w:rPr>
+              <w:t>Konkrete Lücke</w:t>
+            </w:r>
+          </w:p>
+        </w:tc>
+        <w:tc>
+          <w:tcPr>
+            <w:tcW w:type="dxa" w:w="2395"/>
+            <w:shd w:fill="17324D"/>
+            <w:tcMar>
+              <w:top w:w="90" w:type="dxa"/>
+              <w:start w:w="90" w:type="dxa"/>
+              <w:bottom w:w="90" w:type="dxa"/>
+              <w:end w:w="90" w:type="dxa"/>
+            </w:tcMar>
+          </w:tcPr>
+          <w:p>
+            <w:r>
+              <w:rPr>
+                <w:b/>
+                <w:color w:val="FFFFFF"/>
+                <w:sz w:val="17"/>
+              </w:rPr>
+              <w:t>Betriebliche Auswirkung</w:t>
+            </w:r>
+          </w:p>
+        </w:tc>
+      </w:tr>
+      <w:tr>
+        <w:tc>
+          <w:tcPr>
+            <w:tcW w:type="dxa" w:w="1984"/>
+            <w:tcMar>
+              <w:top w:w="90" w:type="dxa"/>
+              <w:start w:w="90" w:type="dxa"/>
+              <w:bottom w:w="90" w:type="dxa"/>
+              <w:end w:w="90" w:type="dxa"/>
+            </w:tcMar>
+            <w:vAlign w:val="top"/>
+          </w:tcPr>
+          <w:p>
+            <w:pPr>
+              <w:spacing w:after="0"/>
+            </w:pPr>
+            <w:r>
+              <w:rPr>
+                <w:sz w:val="16"/>
+              </w:rPr>
+              <w:t>Lieferanten-VPN</w:t>
+            </w:r>
+          </w:p>
+        </w:tc>
+        <w:tc>
+          <w:tcPr>
+            <w:tcW w:type="dxa" w:w="2665"/>
+            <w:tcMar>
+              <w:top w:w="90" w:type="dxa"/>
+              <w:start w:w="90" w:type="dxa"/>
+              <w:bottom w:w="90" w:type="dxa"/>
+              <w:end w:w="90" w:type="dxa"/>
+            </w:tcMar>
+            <w:vAlign w:val="top"/>
+          </w:tcPr>
+          <w:p>
+            <w:pPr>
+              <w:spacing w:after="0"/>
+            </w:pPr>
+            <w:r>
+              <w:rPr>
+                <w:sz w:val="16"/>
+              </w:rPr>
+              <w:t>E-Mail des Dienstleisters und SIEM-Screenshot</w:t>
+            </w:r>
+          </w:p>
+        </w:tc>
+        <w:tc>
+          <w:tcPr>
+            <w:tcW w:type="dxa" w:w="2665"/>
+            <w:tcMar>
+              <w:top w:w="90" w:type="dxa"/>
+              <w:start w:w="90" w:type="dxa"/>
+              <w:bottom w:w="90" w:type="dxa"/>
+              <w:end w:w="90" w:type="dxa"/>
+            </w:tcMar>
+            <w:vAlign w:val="top"/>
+          </w:tcPr>
+          <w:p>
+            <w:pPr>
+              <w:spacing w:after="0"/>
+            </w:pPr>
+            <w:r>
+              <w:rPr>
+                <w:sz w:val="16"/>
+              </w:rPr>
+              <w:t>Benutzer, Quelle, Sessionprotokoll und Auftragsbezug</w:t>
+            </w:r>
+          </w:p>
+        </w:tc>
+        <w:tc>
+          <w:tcPr>
+            <w:tcW w:type="dxa" w:w="2721"/>
+            <w:tcMar>
+              <w:top w:w="90" w:type="dxa"/>
+              <w:start w:w="90" w:type="dxa"/>
+              <w:bottom w:w="90" w:type="dxa"/>
+              <w:end w:w="90" w:type="dxa"/>
+            </w:tcMar>
+            <w:vAlign w:val="top"/>
+          </w:tcPr>
+          <w:p>
+            <w:pPr>
+              <w:spacing w:after="0"/>
+            </w:pPr>
+            <w:r>
+              <w:rPr>
+                <w:sz w:val="16"/>
+              </w:rPr>
+              <w:t>Pressenwartung und Zugriff auf Produktionsnetz</w:t>
+            </w:r>
+          </w:p>
+        </w:tc>
+      </w:tr>
+      <w:tr>
+        <w:tc>
+          <w:tcPr>
+            <w:tcW w:type="dxa" w:w="1984"/>
+            <w:tcMar>
+              <w:top w:w="90" w:type="dxa"/>
+              <w:start w:w="90" w:type="dxa"/>
+              <w:bottom w:w="90" w:type="dxa"/>
+              <w:end w:w="90" w:type="dxa"/>
+            </w:tcMar>
+            <w:vAlign w:val="top"/>
+            <w:shd w:fill="F5F7F8"/>
+          </w:tcPr>
+          <w:p>
+            <w:pPr>
+              <w:spacing w:after="0"/>
+            </w:pPr>
+            <w:r>
+              <w:rPr>
+                <w:sz w:val="16"/>
+              </w:rPr>
+              <w:t>Slack</w:t>
+            </w:r>
+          </w:p>
+        </w:tc>
+        <w:tc>
+          <w:tcPr>
+            <w:tcW w:type="dxa" w:w="2665"/>
+            <w:tcMar>
+              <w:top w:w="90" w:type="dxa"/>
+              <w:start w:w="90" w:type="dxa"/>
+              <w:bottom w:w="90" w:type="dxa"/>
+              <w:end w:w="90" w:type="dxa"/>
+            </w:tcMar>
+            <w:vAlign w:val="top"/>
+            <w:shd w:fill="F5F7F8"/>
+          </w:tcPr>
+          <w:p>
+            <w:pPr>
+              <w:spacing w:after="0"/>
+            </w:pPr>
+            <w:r>
+              <w:rPr>
+                <w:sz w:val="16"/>
+              </w:rPr>
+              <w:t>Security-Memo und Policy-Entwurf</w:t>
+            </w:r>
+          </w:p>
+        </w:tc>
+        <w:tc>
+          <w:tcPr>
+            <w:tcW w:type="dxa" w:w="2665"/>
+            <w:tcMar>
+              <w:top w:w="90" w:type="dxa"/>
+              <w:start w:w="90" w:type="dxa"/>
+              <w:bottom w:w="90" w:type="dxa"/>
+              <w:end w:w="90" w:type="dxa"/>
+            </w:tcMar>
+            <w:vAlign w:val="top"/>
+            <w:shd w:fill="F5F7F8"/>
+          </w:tcPr>
+          <w:p>
+            <w:pPr>
+              <w:spacing w:after="0"/>
+            </w:pPr>
+            <w:r>
+              <w:rPr>
+                <w:sz w:val="16"/>
+              </w:rPr>
+              <w:t>Datenklassen, Gastkonten, Aufbewahrung und Export</w:t>
+            </w:r>
+          </w:p>
+        </w:tc>
+        <w:tc>
+          <w:tcPr>
+            <w:tcW w:type="dxa" w:w="2721"/>
+            <w:tcMar>
+              <w:top w:w="90" w:type="dxa"/>
+              <w:start w:w="90" w:type="dxa"/>
+              <w:bottom w:w="90" w:type="dxa"/>
+              <w:end w:w="90" w:type="dxa"/>
+            </w:tcMar>
+            <w:vAlign w:val="top"/>
+            <w:shd w:fill="F5F7F8"/>
+          </w:tcPr>
+          <w:p>
+            <w:pPr>
+              <w:spacing w:after="0"/>
+            </w:pPr>
+            <w:r>
+              <w:rPr>
+                <w:sz w:val="16"/>
+              </w:rPr>
+              <w:t>Vertrieb will zwei Kundenkanäle sofort öffnen</w:t>
+            </w:r>
+          </w:p>
+        </w:tc>
+      </w:tr>
+      <w:tr>
+        <w:tc>
+          <w:tcPr>
+            <w:tcW w:type="dxa" w:w="1984"/>
+            <w:tcMar>
+              <w:top w:w="90" w:type="dxa"/>
+              <w:start w:w="90" w:type="dxa"/>
+              <w:bottom w:w="90" w:type="dxa"/>
+              <w:end w:w="90" w:type="dxa"/>
+            </w:tcMar>
+            <w:vAlign w:val="top"/>
+          </w:tcPr>
+          <w:p>
+            <w:pPr>
+              <w:spacing w:after="0"/>
+            </w:pPr>
+            <w:r>
+              <w:rPr>
+                <w:sz w:val="16"/>
+              </w:rPr>
+              <w:t>AirTags</w:t>
+            </w:r>
+          </w:p>
+        </w:tc>
+        <w:tc>
+          <w:tcPr>
+            <w:tcW w:type="dxa" w:w="2665"/>
+            <w:tcMar>
+              <w:top w:w="90" w:type="dxa"/>
+              <w:start w:w="90" w:type="dxa"/>
+              <w:bottom w:w="90" w:type="dxa"/>
+              <w:end w:w="90" w:type="dxa"/>
+            </w:tcMar>
+            <w:vAlign w:val="top"/>
+          </w:tcPr>
+          <w:p>
+            <w:pPr>
+              <w:spacing w:after="0"/>
+            </w:pPr>
+            <w:r>
+              <w:rPr>
+                <w:sz w:val="16"/>
+              </w:rPr>
+              <w:t>Assetliste und Betriebsratsmail</w:t>
+            </w:r>
+          </w:p>
+        </w:tc>
+        <w:tc>
+          <w:tcPr>
+            <w:tcW w:type="dxa" w:w="2665"/>
+            <w:tcMar>
+              <w:top w:w="90" w:type="dxa"/>
+              <w:start w:w="90" w:type="dxa"/>
+              <w:bottom w:w="90" w:type="dxa"/>
+              <w:end w:w="90" w:type="dxa"/>
+            </w:tcMar>
+            <w:vAlign w:val="top"/>
+          </w:tcPr>
+          <w:p>
+            <w:pPr>
+              <w:spacing w:after="0"/>
+            </w:pPr>
+            <w:r>
+              <w:rPr>
+                <w:sz w:val="16"/>
+              </w:rPr>
+              <w:t>Gerätezuordnung, Zugriffsrechte, Zweck und Löschkonzept</w:t>
+            </w:r>
+          </w:p>
+        </w:tc>
+        <w:tc>
+          <w:tcPr>
+            <w:tcW w:type="dxa" w:w="2721"/>
+            <w:tcMar>
+              <w:top w:w="90" w:type="dxa"/>
+              <w:start w:w="90" w:type="dxa"/>
+              <w:bottom w:w="90" w:type="dxa"/>
+              <w:end w:w="90" w:type="dxa"/>
+            </w:tcMar>
+            <w:vAlign w:val="top"/>
+          </w:tcPr>
+          <w:p>
+            <w:pPr>
+              <w:spacing w:after="0"/>
+            </w:pPr>
+            <w:r>
+              <w:rPr>
+                <w:sz w:val="16"/>
+              </w:rPr>
+              <w:t>Acht Container bereits ausgerollt</w:t>
+            </w:r>
+          </w:p>
+        </w:tc>
+      </w:tr>
+      <w:tr>
+        <w:tc>
+          <w:tcPr>
+            <w:tcW w:type="dxa" w:w="1984"/>
+            <w:tcMar>
+              <w:top w:w="90" w:type="dxa"/>
+              <w:start w:w="90" w:type="dxa"/>
+              <w:bottom w:w="90" w:type="dxa"/>
+              <w:end w:w="90" w:type="dxa"/>
+            </w:tcMar>
+            <w:vAlign w:val="top"/>
+            <w:shd w:fill="F5F7F8"/>
+          </w:tcPr>
+          <w:p>
+            <w:pPr>
+              <w:spacing w:after="0"/>
+            </w:pPr>
+            <w:r>
+              <w:rPr>
+                <w:sz w:val="16"/>
+              </w:rPr>
+              <w:t>Wiederanlauf</w:t>
+            </w:r>
+          </w:p>
+        </w:tc>
+        <w:tc>
+          <w:tcPr>
+            <w:tcW w:type="dxa" w:w="2665"/>
+            <w:tcMar>
+              <w:top w:w="90" w:type="dxa"/>
+              <w:start w:w="90" w:type="dxa"/>
+              <w:bottom w:w="90" w:type="dxa"/>
+              <w:end w:w="90" w:type="dxa"/>
+            </w:tcMar>
+            <w:vAlign w:val="top"/>
+            <w:shd w:fill="F5F7F8"/>
+          </w:tcPr>
+          <w:p>
+            <w:pPr>
+              <w:spacing w:after="0"/>
+            </w:pPr>
+            <w:r>
+              <w:rPr>
+                <w:sz w:val="16"/>
+              </w:rPr>
+              <w:t>Protokoll vom 14. Mai</w:t>
+            </w:r>
+          </w:p>
+        </w:tc>
+        <w:tc>
+          <w:tcPr>
+            <w:tcW w:type="dxa" w:w="2665"/>
+            <w:tcMar>
+              <w:top w:w="90" w:type="dxa"/>
+              <w:start w:w="90" w:type="dxa"/>
+              <w:bottom w:w="90" w:type="dxa"/>
+              <w:end w:w="90" w:type="dxa"/>
+            </w:tcMar>
+            <w:vAlign w:val="top"/>
+            <w:shd w:fill="F5F7F8"/>
+          </w:tcPr>
+          <w:p>
+            <w:pPr>
+              <w:spacing w:after="0"/>
+            </w:pPr>
+            <w:r>
+              <w:rPr>
+                <w:sz w:val="16"/>
+              </w:rPr>
+              <w:t>ERP-Abbruchgrund, AD-Recovery und vollständige Messwerte</w:t>
+            </w:r>
+          </w:p>
+        </w:tc>
+        <w:tc>
+          <w:tcPr>
+            <w:tcW w:type="dxa" w:w="2721"/>
+            <w:tcMar>
+              <w:top w:w="90" w:type="dxa"/>
+              <w:start w:w="90" w:type="dxa"/>
+              <w:bottom w:w="90" w:type="dxa"/>
+              <w:end w:w="90" w:type="dxa"/>
+            </w:tcMar>
+            <w:vAlign w:val="top"/>
+            <w:shd w:fill="F5F7F8"/>
+          </w:tcPr>
+          <w:p>
+            <w:pPr>
+              <w:spacing w:after="0"/>
+            </w:pPr>
+            <w:r>
+              <w:rPr>
+                <w:sz w:val="16"/>
+              </w:rPr>
+              <w:t>RTO für Fertigung nicht nachgewiesen</w:t>
+            </w:r>
+          </w:p>
+        </w:tc>
+      </w:tr>
+      <w:tr>
+        <w:tc>
+          <w:tcPr>
+            <w:tcW w:type="dxa" w:w="1984"/>
+            <w:tcMar>
+              <w:top w:w="90" w:type="dxa"/>
+              <w:start w:w="90" w:type="dxa"/>
+              <w:bottom w:w="90" w:type="dxa"/>
+              <w:end w:w="90" w:type="dxa"/>
+            </w:tcMar>
+            <w:vAlign w:val="top"/>
+          </w:tcPr>
+          <w:p>
+            <w:pPr>
+              <w:spacing w:after="0"/>
+            </w:pPr>
+            <w:r>
+              <w:rPr>
+                <w:sz w:val="16"/>
+              </w:rPr>
+              <w:t>Code Signing</w:t>
+            </w:r>
+          </w:p>
+        </w:tc>
+        <w:tc>
+          <w:tcPr>
+            <w:tcW w:type="dxa" w:w="2665"/>
+            <w:tcMar>
+              <w:top w:w="90" w:type="dxa"/>
+              <w:start w:w="90" w:type="dxa"/>
+              <w:bottom w:w="90" w:type="dxa"/>
+              <w:end w:w="90" w:type="dxa"/>
+            </w:tcMar>
+            <w:vAlign w:val="top"/>
+          </w:tcPr>
+          <w:p>
+            <w:pPr>
+              <w:spacing w:after="0"/>
+            </w:pPr>
+            <w:r>
+              <w:rPr>
+                <w:sz w:val="16"/>
+              </w:rPr>
+              <w:t>Zertifikatsnotiz</w:t>
+            </w:r>
+          </w:p>
+        </w:tc>
+        <w:tc>
+          <w:tcPr>
+            <w:tcW w:type="dxa" w:w="2665"/>
+            <w:tcMar>
+              <w:top w:w="90" w:type="dxa"/>
+              <w:start w:w="90" w:type="dxa"/>
+              <w:bottom w:w="90" w:type="dxa"/>
+              <w:end w:w="90" w:type="dxa"/>
+            </w:tcMar>
+            <w:vAlign w:val="top"/>
+          </w:tcPr>
+          <w:p>
+            <w:pPr>
+              <w:spacing w:after="0"/>
+            </w:pPr>
+            <w:r>
+              <w:rPr>
+                <w:sz w:val="16"/>
+              </w:rPr>
+              <w:t>Schlüsselverwahrung, Rotation und HSM-Beschaffung</w:t>
+            </w:r>
+          </w:p>
+        </w:tc>
+        <w:tc>
+          <w:tcPr>
+            <w:tcW w:type="dxa" w:w="2721"/>
+            <w:tcMar>
+              <w:top w:w="90" w:type="dxa"/>
+              <w:start w:w="90" w:type="dxa"/>
+              <w:bottom w:w="90" w:type="dxa"/>
+              <w:end w:w="90" w:type="dxa"/>
+            </w:tcMar>
+            <w:vAlign w:val="top"/>
+          </w:tcPr>
+          <w:p>
+            <w:pPr>
+              <w:spacing w:after="0"/>
+            </w:pPr>
+            <w:r>
+              <w:rPr>
+                <w:sz w:val="16"/>
+              </w:rPr>
+              <w:t>Firmware-Release 4.8 am 18. Juni gefährdet</w:t>
+            </w:r>
+          </w:p>
+        </w:tc>
+      </w:tr>
+      <w:tr>
+        <w:tc>
+          <w:tcPr>
+            <w:tcW w:type="dxa" w:w="1984"/>
+            <w:tcMar>
+              <w:top w:w="90" w:type="dxa"/>
+              <w:start w:w="90" w:type="dxa"/>
+              <w:bottom w:w="90" w:type="dxa"/>
+              <w:end w:w="90" w:type="dxa"/>
+            </w:tcMar>
+            <w:vAlign w:val="top"/>
+            <w:shd w:fill="F5F7F8"/>
+          </w:tcPr>
+          <w:p>
+            <w:pPr>
+              <w:spacing w:after="0"/>
+            </w:pPr>
+            <w:r>
+              <w:rPr>
+                <w:sz w:val="16"/>
+              </w:rPr>
+              <w:t>Betroffenheit und Meldung</w:t>
+            </w:r>
+          </w:p>
+        </w:tc>
+        <w:tc>
+          <w:tcPr>
+            <w:tcW w:type="dxa" w:w="2665"/>
+            <w:tcMar>
+              <w:top w:w="90" w:type="dxa"/>
+              <w:start w:w="90" w:type="dxa"/>
+              <w:bottom w:w="90" w:type="dxa"/>
+              <w:end w:w="90" w:type="dxa"/>
+            </w:tcMar>
+            <w:vAlign w:val="top"/>
+            <w:shd w:fill="F5F7F8"/>
+          </w:tcPr>
+          <w:p>
+            <w:pPr>
+              <w:spacing w:after="0"/>
+            </w:pPr>
+            <w:r>
+              <w:rPr>
+                <w:sz w:val="16"/>
+              </w:rPr>
+              <w:t>Vorläufiger Vermerk</w:t>
+            </w:r>
+          </w:p>
+        </w:tc>
+        <w:tc>
+          <w:tcPr>
+            <w:tcW w:type="dxa" w:w="2665"/>
+            <w:tcMar>
+              <w:top w:w="90" w:type="dxa"/>
+              <w:start w:w="90" w:type="dxa"/>
+              <w:bottom w:w="90" w:type="dxa"/>
+              <w:end w:w="90" w:type="dxa"/>
+            </w:tcMar>
+            <w:vAlign w:val="top"/>
+            <w:shd w:fill="F5F7F8"/>
+          </w:tcPr>
+          <w:p>
+            <w:pPr>
+              <w:spacing w:after="0"/>
+            </w:pPr>
+            <w:r>
+              <w:rPr>
+                <w:sz w:val="16"/>
+              </w:rPr>
+              <w:t>Konzernzahlen, Dienste, Sektorzuordnung und aktuelle Normfassung</w:t>
+            </w:r>
+          </w:p>
+        </w:tc>
+        <w:tc>
+          <w:tcPr>
+            <w:tcW w:type="dxa" w:w="2721"/>
+            <w:tcMar>
+              <w:top w:w="90" w:type="dxa"/>
+              <w:start w:w="90" w:type="dxa"/>
+              <w:bottom w:w="90" w:type="dxa"/>
+              <w:end w:w="90" w:type="dxa"/>
+            </w:tcMar>
+            <w:vAlign w:val="top"/>
+            <w:shd w:fill="F5F7F8"/>
+          </w:tcPr>
+          <w:p>
+            <w:pPr>
+              <w:spacing w:after="0"/>
+            </w:pPr>
+            <w:r>
+              <w:rPr>
+                <w:sz w:val="16"/>
+              </w:rPr>
+              <w:t>Leitungsvorlage darf keine ungesicherte Einordnung übernehmen</w:t>
+            </w:r>
+          </w:p>
+        </w:tc>
+      </w:tr>
+    </w:tbl>
+    <w:p>
+      <w:pPr>
+        <w:spacing w:after="20"/>
+      </w:pPr>
+    </w:p>
+    <w:p>
+      <w:pPr>
+        <w:pStyle w:val="Heading1"/>
+      </w:pPr>
+      <w:r>
+        <w:t>3. Arbeitsauftrag bis zur Vorstandssitzung</w:t>
+      </w:r>
+    </w:p>
+    <w:tbl>
+      <w:tblPr>
+        <w:tblStyle w:val="TableGrid"/>
+        <w:tblW w:type="auto" w:w="0"/>
+        <w:tblLayout w:type="fixed"/>
+        <w:tblLook w:firstColumn="1" w:firstRow="1" w:lastColumn="0" w:lastRow="0" w:noHBand="0" w:noVBand="1" w:val="04A0"/>
+      </w:tblPr>
+      <w:tblGrid>
+        <w:gridCol w:w="2948"/>
+        <w:gridCol w:w="1984"/>
+        <w:gridCol w:w="1984"/>
+        <w:gridCol w:w="3061"/>
+      </w:tblGrid>
+      <w:tr>
+        <w:tc>
+          <w:tcPr>
+            <w:tcW w:type="dxa" w:w="2395"/>
+            <w:shd w:fill="17324D"/>
+            <w:tcMar>
+              <w:top w:w="90" w:type="dxa"/>
+              <w:start w:w="90" w:type="dxa"/>
+              <w:bottom w:w="90" w:type="dxa"/>
+              <w:end w:w="90" w:type="dxa"/>
+            </w:tcMar>
+          </w:tcPr>
+          <w:p>
+            <w:r>
+              <w:rPr>
+                <w:b/>
+                <w:color w:val="FFFFFF"/>
+                <w:sz w:val="17"/>
+              </w:rPr>
+              <w:t>Arbeitspaket</w:t>
+            </w:r>
+          </w:p>
+        </w:tc>
+        <w:tc>
+          <w:tcPr>
+            <w:tcW w:type="dxa" w:w="2395"/>
+            <w:shd w:fill="17324D"/>
+            <w:tcMar>
+              <w:top w:w="90" w:type="dxa"/>
+              <w:start w:w="90" w:type="dxa"/>
+              <w:bottom w:w="90" w:type="dxa"/>
+              <w:end w:w="90" w:type="dxa"/>
+            </w:tcMar>
+          </w:tcPr>
+          <w:p>
+            <w:r>
+              <w:rPr>
+                <w:b/>
+                <w:color w:val="FFFFFF"/>
+                <w:sz w:val="17"/>
+              </w:rPr>
+              <w:t>Verantwortlich</w:t>
+            </w:r>
+          </w:p>
+        </w:tc>
+        <w:tc>
+          <w:tcPr>
+            <w:tcW w:type="dxa" w:w="2395"/>
+            <w:shd w:fill="17324D"/>
+            <w:tcMar>
+              <w:top w:w="90" w:type="dxa"/>
+              <w:start w:w="90" w:type="dxa"/>
+              <w:bottom w:w="90" w:type="dxa"/>
+              <w:end w:w="90" w:type="dxa"/>
+            </w:tcMar>
+          </w:tcPr>
+          <w:p>
+            <w:r>
+              <w:rPr>
+                <w:b/>
+                <w:color w:val="FFFFFF"/>
+                <w:sz w:val="17"/>
+              </w:rPr>
+              <w:t>Termin</w:t>
+            </w:r>
+          </w:p>
+        </w:tc>
+        <w:tc>
+          <w:tcPr>
+            <w:tcW w:type="dxa" w:w="2395"/>
+            <w:shd w:fill="17324D"/>
+            <w:tcMar>
+              <w:top w:w="90" w:type="dxa"/>
+              <w:start w:w="90" w:type="dxa"/>
+              <w:bottom w:w="90" w:type="dxa"/>
+              <w:end w:w="90" w:type="dxa"/>
+            </w:tcMar>
+          </w:tcPr>
+          <w:p>
+            <w:r>
+              <w:rPr>
+                <w:b/>
+                <w:color w:val="FFFFFF"/>
+                <w:sz w:val="17"/>
+              </w:rPr>
+              <w:t>Nachweis</w:t>
+            </w:r>
+          </w:p>
+        </w:tc>
+      </w:tr>
+      <w:tr>
+        <w:tc>
+          <w:tcPr>
+            <w:tcW w:type="dxa" w:w="2948"/>
+            <w:tcMar>
+              <w:top w:w="90" w:type="dxa"/>
+              <w:start w:w="90" w:type="dxa"/>
+              <w:bottom w:w="90" w:type="dxa"/>
+              <w:end w:w="90" w:type="dxa"/>
+            </w:tcMar>
+            <w:vAlign w:val="top"/>
+          </w:tcPr>
+          <w:p>
+            <w:pPr>
+              <w:spacing w:after="0"/>
+            </w:pPr>
+            <w:r>
+              <w:rPr>
+                <w:sz w:val="16"/>
+              </w:rPr>
+              <w:t>VPN-Session und betroffene Systeme rekonstruieren</w:t>
+            </w:r>
+          </w:p>
+        </w:tc>
+        <w:tc>
+          <w:tcPr>
+            <w:tcW w:type="dxa" w:w="1984"/>
+            <w:tcMar>
+              <w:top w:w="90" w:type="dxa"/>
+              <w:start w:w="90" w:type="dxa"/>
+              <w:bottom w:w="90" w:type="dxa"/>
+              <w:end w:w="90" w:type="dxa"/>
+            </w:tcMar>
+            <w:vAlign w:val="top"/>
+          </w:tcPr>
+          <w:p>
+            <w:pPr>
+              <w:spacing w:after="0"/>
+            </w:pPr>
+            <w:r>
+              <w:rPr>
+                <w:sz w:val="16"/>
+              </w:rPr>
+              <w:t>SOC / Frankenturm</w:t>
+            </w:r>
+          </w:p>
+        </w:tc>
+        <w:tc>
+          <w:tcPr>
+            <w:tcW w:type="dxa" w:w="1984"/>
+            <w:tcMar>
+              <w:top w:w="90" w:type="dxa"/>
+              <w:start w:w="90" w:type="dxa"/>
+              <w:bottom w:w="90" w:type="dxa"/>
+              <w:end w:w="90" w:type="dxa"/>
+            </w:tcMar>
+            <w:vAlign w:val="top"/>
+          </w:tcPr>
+          <w:p>
+            <w:pPr>
+              <w:spacing w:after="0"/>
+            </w:pPr>
+            <w:r>
+              <w:rPr>
+                <w:sz w:val="16"/>
+              </w:rPr>
+              <w:t>27. Mai 2026, 12:00 Uhr</w:t>
+            </w:r>
+          </w:p>
+        </w:tc>
+        <w:tc>
+          <w:tcPr>
+            <w:tcW w:type="dxa" w:w="3061"/>
+            <w:tcMar>
+              <w:top w:w="90" w:type="dxa"/>
+              <w:start w:w="90" w:type="dxa"/>
+              <w:bottom w:w="90" w:type="dxa"/>
+              <w:end w:w="90" w:type="dxa"/>
+            </w:tcMar>
+            <w:vAlign w:val="top"/>
+          </w:tcPr>
+          <w:p>
+            <w:pPr>
+              <w:spacing w:after="0"/>
+            </w:pPr>
+            <w:r>
+              <w:rPr>
+                <w:sz w:val="16"/>
+              </w:rPr>
+              <w:t>Logpaket, Ticket und Dienstleisterbestätigung</w:t>
+            </w:r>
+          </w:p>
+        </w:tc>
+      </w:tr>
+      <w:tr>
+        <w:tc>
+          <w:tcPr>
+            <w:tcW w:type="dxa" w:w="2948"/>
+            <w:tcMar>
+              <w:top w:w="90" w:type="dxa"/>
+              <w:start w:w="90" w:type="dxa"/>
+              <w:bottom w:w="90" w:type="dxa"/>
+              <w:end w:w="90" w:type="dxa"/>
+            </w:tcMar>
+            <w:vAlign w:val="top"/>
+            <w:shd w:fill="F5F7F8"/>
+          </w:tcPr>
+          <w:p>
+            <w:pPr>
+              <w:spacing w:after="0"/>
+            </w:pPr>
+            <w:r>
+              <w:rPr>
+                <w:sz w:val="16"/>
+              </w:rPr>
+              <w:t>Rechts- und Unternehmensdaten für Betroffenheit zusammenstellen</w:t>
+            </w:r>
+          </w:p>
+        </w:tc>
+        <w:tc>
+          <w:tcPr>
+            <w:tcW w:type="dxa" w:w="1984"/>
+            <w:tcMar>
+              <w:top w:w="90" w:type="dxa"/>
+              <w:start w:w="90" w:type="dxa"/>
+              <w:bottom w:w="90" w:type="dxa"/>
+              <w:end w:w="90" w:type="dxa"/>
+            </w:tcMar>
+            <w:vAlign w:val="top"/>
+            <w:shd w:fill="F5F7F8"/>
+          </w:tcPr>
+          <w:p>
+            <w:pPr>
+              <w:spacing w:after="0"/>
+            </w:pPr>
+            <w:r>
+              <w:rPr>
+                <w:sz w:val="16"/>
+              </w:rPr>
+              <w:t>Recht / Finanzen</w:t>
+            </w:r>
+          </w:p>
+        </w:tc>
+        <w:tc>
+          <w:tcPr>
+            <w:tcW w:type="dxa" w:w="1984"/>
+            <w:tcMar>
+              <w:top w:w="90" w:type="dxa"/>
+              <w:start w:w="90" w:type="dxa"/>
+              <w:bottom w:w="90" w:type="dxa"/>
+              <w:end w:w="90" w:type="dxa"/>
+            </w:tcMar>
+            <w:vAlign w:val="top"/>
+            <w:shd w:fill="F5F7F8"/>
+          </w:tcPr>
+          <w:p>
+            <w:pPr>
+              <w:spacing w:after="0"/>
+            </w:pPr>
+            <w:r>
+              <w:rPr>
+                <w:sz w:val="16"/>
+              </w:rPr>
+              <w:t>27. Mai 2026, 16:00 Uhr</w:t>
+            </w:r>
+          </w:p>
+        </w:tc>
+        <w:tc>
+          <w:tcPr>
+            <w:tcW w:type="dxa" w:w="3061"/>
+            <w:tcMar>
+              <w:top w:w="90" w:type="dxa"/>
+              <w:start w:w="90" w:type="dxa"/>
+              <w:bottom w:w="90" w:type="dxa"/>
+              <w:end w:w="90" w:type="dxa"/>
+            </w:tcMar>
+            <w:vAlign w:val="top"/>
+            <w:shd w:fill="F5F7F8"/>
+          </w:tcPr>
+          <w:p>
+            <w:pPr>
+              <w:spacing w:after="0"/>
+            </w:pPr>
+            <w:r>
+              <w:rPr>
+                <w:sz w:val="16"/>
+              </w:rPr>
+              <w:t>Quellenblatt mit Register- und Umsatzdaten</w:t>
+            </w:r>
+          </w:p>
+        </w:tc>
+      </w:tr>
+      <w:tr>
+        <w:tc>
+          <w:tcPr>
+            <w:tcW w:type="dxa" w:w="2948"/>
+            <w:tcMar>
+              <w:top w:w="90" w:type="dxa"/>
+              <w:start w:w="90" w:type="dxa"/>
+              <w:bottom w:w="90" w:type="dxa"/>
+              <w:end w:w="90" w:type="dxa"/>
+            </w:tcMar>
+            <w:vAlign w:val="top"/>
+          </w:tcPr>
+          <w:p>
+            <w:pPr>
+              <w:spacing w:after="0"/>
+            </w:pPr>
+            <w:r>
+              <w:rPr>
+                <w:sz w:val="16"/>
+              </w:rPr>
+              <w:t>Slack-Mindestbedingungen und Freigabestufen benennen</w:t>
+            </w:r>
+          </w:p>
+        </w:tc>
+        <w:tc>
+          <w:tcPr>
+            <w:tcW w:type="dxa" w:w="1984"/>
+            <w:tcMar>
+              <w:top w:w="90" w:type="dxa"/>
+              <w:start w:w="90" w:type="dxa"/>
+              <w:bottom w:w="90" w:type="dxa"/>
+              <w:end w:w="90" w:type="dxa"/>
+            </w:tcMar>
+            <w:vAlign w:val="top"/>
+          </w:tcPr>
+          <w:p>
+            <w:pPr>
+              <w:spacing w:after="0"/>
+            </w:pPr>
+            <w:r>
+              <w:rPr>
+                <w:sz w:val="16"/>
+              </w:rPr>
+              <w:t>CISO / Recht</w:t>
+            </w:r>
+          </w:p>
+        </w:tc>
+        <w:tc>
+          <w:tcPr>
+            <w:tcW w:type="dxa" w:w="1984"/>
+            <w:tcMar>
+              <w:top w:w="90" w:type="dxa"/>
+              <w:start w:w="90" w:type="dxa"/>
+              <w:bottom w:w="90" w:type="dxa"/>
+              <w:end w:w="90" w:type="dxa"/>
+            </w:tcMar>
+            <w:vAlign w:val="top"/>
+          </w:tcPr>
+          <w:p>
+            <w:pPr>
+              <w:spacing w:after="0"/>
+            </w:pPr>
+            <w:r>
+              <w:rPr>
+                <w:sz w:val="16"/>
+              </w:rPr>
+              <w:t>28. Mai 2026</w:t>
+            </w:r>
+          </w:p>
+        </w:tc>
+        <w:tc>
+          <w:tcPr>
+            <w:tcW w:type="dxa" w:w="3061"/>
+            <w:tcMar>
+              <w:top w:w="90" w:type="dxa"/>
+              <w:start w:w="90" w:type="dxa"/>
+              <w:bottom w:w="90" w:type="dxa"/>
+              <w:end w:w="90" w:type="dxa"/>
+            </w:tcMar>
+            <w:vAlign w:val="top"/>
+          </w:tcPr>
+          <w:p>
+            <w:pPr>
+              <w:spacing w:after="0"/>
+            </w:pPr>
+            <w:r>
+              <w:rPr>
+                <w:sz w:val="16"/>
+              </w:rPr>
+              <w:t>Konfigurationsblatt und Policy-Fassung</w:t>
+            </w:r>
+          </w:p>
+        </w:tc>
+      </w:tr>
+      <w:tr>
+        <w:tc>
+          <w:tcPr>
+            <w:tcW w:type="dxa" w:w="2948"/>
+            <w:tcMar>
+              <w:top w:w="90" w:type="dxa"/>
+              <w:start w:w="90" w:type="dxa"/>
+              <w:bottom w:w="90" w:type="dxa"/>
+              <w:end w:w="90" w:type="dxa"/>
+            </w:tcMar>
+            <w:vAlign w:val="top"/>
+            <w:shd w:fill="F5F7F8"/>
+          </w:tcPr>
+          <w:p>
+            <w:pPr>
+              <w:spacing w:after="0"/>
+            </w:pPr>
+            <w:r>
+              <w:rPr>
+                <w:sz w:val="16"/>
+              </w:rPr>
+              <w:t>AirTag- und MDM-Einsatz inventarisieren</w:t>
+            </w:r>
+          </w:p>
+        </w:tc>
+        <w:tc>
+          <w:tcPr>
+            <w:tcW w:type="dxa" w:w="1984"/>
+            <w:tcMar>
+              <w:top w:w="90" w:type="dxa"/>
+              <w:start w:w="90" w:type="dxa"/>
+              <w:bottom w:w="90" w:type="dxa"/>
+              <w:end w:w="90" w:type="dxa"/>
+            </w:tcMar>
+            <w:vAlign w:val="top"/>
+            <w:shd w:fill="F5F7F8"/>
+          </w:tcPr>
+          <w:p>
+            <w:pPr>
+              <w:spacing w:after="0"/>
+            </w:pPr>
+            <w:r>
+              <w:rPr>
+                <w:sz w:val="16"/>
+              </w:rPr>
+              <w:t>Logistik / IT / Personal</w:t>
+            </w:r>
+          </w:p>
+        </w:tc>
+        <w:tc>
+          <w:tcPr>
+            <w:tcW w:type="dxa" w:w="1984"/>
+            <w:tcMar>
+              <w:top w:w="90" w:type="dxa"/>
+              <w:start w:w="90" w:type="dxa"/>
+              <w:bottom w:w="90" w:type="dxa"/>
+              <w:end w:w="90" w:type="dxa"/>
+            </w:tcMar>
+            <w:vAlign w:val="top"/>
+            <w:shd w:fill="F5F7F8"/>
+          </w:tcPr>
+          <w:p>
+            <w:pPr>
+              <w:spacing w:after="0"/>
+            </w:pPr>
+            <w:r>
+              <w:rPr>
+                <w:sz w:val="16"/>
+              </w:rPr>
+              <w:t>28. Mai 2026</w:t>
+            </w:r>
+          </w:p>
+        </w:tc>
+        <w:tc>
+          <w:tcPr>
+            <w:tcW w:type="dxa" w:w="3061"/>
+            <w:tcMar>
+              <w:top w:w="90" w:type="dxa"/>
+              <w:start w:w="90" w:type="dxa"/>
+              <w:bottom w:w="90" w:type="dxa"/>
+              <w:end w:w="90" w:type="dxa"/>
+            </w:tcMar>
+            <w:vAlign w:val="top"/>
+            <w:shd w:fill="F5F7F8"/>
+          </w:tcPr>
+          <w:p>
+            <w:pPr>
+              <w:spacing w:after="0"/>
+            </w:pPr>
+            <w:r>
+              <w:rPr>
+                <w:sz w:val="16"/>
+              </w:rPr>
+              <w:t>Geräteliste, Zugriffsrollen und Zweckangaben</w:t>
+            </w:r>
+          </w:p>
+        </w:tc>
+      </w:tr>
+      <w:tr>
+        <w:tc>
+          <w:tcPr>
+            <w:tcW w:type="dxa" w:w="2948"/>
+            <w:tcMar>
+              <w:top w:w="90" w:type="dxa"/>
+              <w:start w:w="90" w:type="dxa"/>
+              <w:bottom w:w="90" w:type="dxa"/>
+              <w:end w:w="90" w:type="dxa"/>
+            </w:tcMar>
+            <w:vAlign w:val="top"/>
+          </w:tcPr>
+          <w:p>
+            <w:pPr>
+              <w:spacing w:after="0"/>
+            </w:pPr>
+            <w:r>
+              <w:rPr>
+                <w:sz w:val="16"/>
+              </w:rPr>
+              <w:t>Restore-Nachtest terminieren</w:t>
+            </w:r>
+          </w:p>
+        </w:tc>
+        <w:tc>
+          <w:tcPr>
+            <w:tcW w:type="dxa" w:w="1984"/>
+            <w:tcMar>
+              <w:top w:w="90" w:type="dxa"/>
+              <w:start w:w="90" w:type="dxa"/>
+              <w:bottom w:w="90" w:type="dxa"/>
+              <w:end w:w="90" w:type="dxa"/>
+            </w:tcMar>
+            <w:vAlign w:val="top"/>
+          </w:tcPr>
+          <w:p>
+            <w:pPr>
+              <w:spacing w:after="0"/>
+            </w:pPr>
+            <w:r>
+              <w:rPr>
+                <w:sz w:val="16"/>
+              </w:rPr>
+              <w:t>IT Operations</w:t>
+            </w:r>
+          </w:p>
+        </w:tc>
+        <w:tc>
+          <w:tcPr>
+            <w:tcW w:type="dxa" w:w="1984"/>
+            <w:tcMar>
+              <w:top w:w="90" w:type="dxa"/>
+              <w:start w:w="90" w:type="dxa"/>
+              <w:bottom w:w="90" w:type="dxa"/>
+              <w:end w:w="90" w:type="dxa"/>
+            </w:tcMar>
+            <w:vAlign w:val="top"/>
+          </w:tcPr>
+          <w:p>
+            <w:pPr>
+              <w:spacing w:after="0"/>
+            </w:pPr>
+            <w:r>
+              <w:rPr>
+                <w:sz w:val="16"/>
+              </w:rPr>
+              <w:t>29. Mai 2026</w:t>
+            </w:r>
+          </w:p>
+        </w:tc>
+        <w:tc>
+          <w:tcPr>
+            <w:tcW w:type="dxa" w:w="3061"/>
+            <w:tcMar>
+              <w:top w:w="90" w:type="dxa"/>
+              <w:start w:w="90" w:type="dxa"/>
+              <w:bottom w:w="90" w:type="dxa"/>
+              <w:end w:w="90" w:type="dxa"/>
+            </w:tcMar>
+            <w:vAlign w:val="top"/>
+          </w:tcPr>
+          <w:p>
+            <w:pPr>
+              <w:spacing w:after="0"/>
+            </w:pPr>
+            <w:r>
+              <w:rPr>
+                <w:sz w:val="16"/>
+              </w:rPr>
+              <w:t>Testplan mit Systemen, RPO, RTO und Abnahmekriterium</w:t>
+            </w:r>
+          </w:p>
+        </w:tc>
+      </w:tr>
+      <w:tr>
+        <w:tc>
+          <w:tcPr>
+            <w:tcW w:type="dxa" w:w="2948"/>
+            <w:tcMar>
+              <w:top w:w="90" w:type="dxa"/>
+              <w:start w:w="90" w:type="dxa"/>
+              <w:bottom w:w="90" w:type="dxa"/>
+              <w:end w:w="90" w:type="dxa"/>
+            </w:tcMar>
+            <w:vAlign w:val="top"/>
+            <w:shd w:fill="F5F7F8"/>
+          </w:tcPr>
+          <w:p>
+            <w:pPr>
+              <w:spacing w:after="0"/>
+            </w:pPr>
+            <w:r>
+              <w:rPr>
+                <w:sz w:val="16"/>
+              </w:rPr>
+              <w:t>Code-Signing-Entscheidung vorbereiten</w:t>
+            </w:r>
+          </w:p>
+        </w:tc>
+        <w:tc>
+          <w:tcPr>
+            <w:tcW w:type="dxa" w:w="1984"/>
+            <w:tcMar>
+              <w:top w:w="90" w:type="dxa"/>
+              <w:start w:w="90" w:type="dxa"/>
+              <w:bottom w:w="90" w:type="dxa"/>
+              <w:end w:w="90" w:type="dxa"/>
+            </w:tcMar>
+            <w:vAlign w:val="top"/>
+            <w:shd w:fill="F5F7F8"/>
+          </w:tcPr>
+          <w:p>
+            <w:pPr>
+              <w:spacing w:after="0"/>
+            </w:pPr>
+            <w:r>
+              <w:rPr>
+                <w:sz w:val="16"/>
+              </w:rPr>
+              <w:t>Engineering / Einkauf</w:t>
+            </w:r>
+          </w:p>
+        </w:tc>
+        <w:tc>
+          <w:tcPr>
+            <w:tcW w:type="dxa" w:w="1984"/>
+            <w:tcMar>
+              <w:top w:w="90" w:type="dxa"/>
+              <w:start w:w="90" w:type="dxa"/>
+              <w:bottom w:w="90" w:type="dxa"/>
+              <w:end w:w="90" w:type="dxa"/>
+            </w:tcMar>
+            <w:vAlign w:val="top"/>
+            <w:shd w:fill="F5F7F8"/>
+          </w:tcPr>
+          <w:p>
+            <w:pPr>
+              <w:spacing w:after="0"/>
+            </w:pPr>
+            <w:r>
+              <w:rPr>
+                <w:sz w:val="16"/>
+              </w:rPr>
+              <w:t>29. Mai 2026</w:t>
+            </w:r>
+          </w:p>
+        </w:tc>
+        <w:tc>
+          <w:tcPr>
+            <w:tcW w:type="dxa" w:w="3061"/>
+            <w:tcMar>
+              <w:top w:w="90" w:type="dxa"/>
+              <w:start w:w="90" w:type="dxa"/>
+              <w:bottom w:w="90" w:type="dxa"/>
+              <w:end w:w="90" w:type="dxa"/>
+            </w:tcMar>
+            <w:vAlign w:val="top"/>
+            <w:shd w:fill="F5F7F8"/>
+          </w:tcPr>
+          <w:p>
+            <w:pPr>
+              <w:spacing w:after="0"/>
+            </w:pPr>
+            <w:r>
+              <w:rPr>
+                <w:sz w:val="16"/>
+              </w:rPr>
+              <w:t>Angebot, Migrationsplan und Schlüsselverantwortung</w:t>
+            </w:r>
+          </w:p>
+        </w:tc>
+      </w:tr>
+    </w:tbl>
+    <w:p>
+      <w:pPr>
+        <w:spacing w:after="20"/>
+      </w:pPr>
+    </w:p>
+    <w:p>
+      <w:pPr>
+        <w:pStyle w:val="Heading1"/>
+      </w:pPr>
+      <w:r>
+        <w:t>4. Bearbeitungsvermerk</w:t>
+      </w:r>
+    </w:p>
+    <w:p>
+      <w:pPr>
+        <w:widowControl/>
+      </w:pPr>
+      <w:r>
+        <w:t>Technische Behauptungen werden nur mit Log, Konfiguration, Ticket oder benanntem Auskunftsträger übernommen. Zertifikate und Testate ersetzen nicht den Nachweis der konkreten Implementierung. Der bisherige Vorgang belegt einen auffälligen Zugriff, aber noch keinen festgestellten Sicherheitsvorfall.</w:t>
+      </w:r>
+    </w:p>
+    <w:p>
+      <w:pPr>
+        <w:keepLines/>
+        <w:spacing w:before="120"/>
+      </w:pPr>
+      <w:r>
+        <w:rPr>
+          <w:b/>
+        </w:rPr>
+        <w:t>Lisa Wenstedt · Rechtsanwältin</w:t>
       </w:r>
     </w:p>
     <w:sectPr>
+      <w:footerReference w:type="default" r:id="rId9"/>
       <w:pgSz w:w="11906" w:h="16838"/>
-      <w:pgMar w:top="1417" w:right="1417" w:bottom="1417" w:left="1417" w:header="720" w:footer="720" w:gutter="0"/>
+      <w:pgMar w:top="1247" w:right="1134" w:bottom="1020" w:left="1191" w:header="397" w:footer="397" w:gutter="0"/>
       <w:cols w:space="720"/>
       <w:docGrid w:linePitch="360"/>
     </w:sectPr>
   </w:body>
 </w:document>
+</file>
+
+<file path=word/footer1.xml><?xml version="1.0" encoding="utf-8"?>
+<w:ftr xmlns:m="http://schemas.openxmlformats.org/officeDocument/2006/math" xmlns:mc="http://schemas.openxmlformats.org/markup-compatibility/2006" xmlns:mo="http://schemas.microsoft.com/office/mac/office/2008/main" xmlns:mv="urn:schemas-microsoft-com:mac:vml" xmlns:o="urn:schemas-microsoft-com:office:office" xmlns:r="http://schemas.openxmlformats.org/officeDocument/2006/relationships" xmlns:v="urn:schemas-microsoft-com:vml" xmlns:w10="urn:schemas-microsoft-com:office:word" xmlns:w14="http://schemas.microsoft.com/office/word/2010/wordml" xmlns:w="http://schemas.openxmlformats.org/wordprocessingml/2006/main" xmlns:wne="http://schemas.microsoft.com/office/word/2006/wordml" xmlns:wp14="http://schemas.microsoft.com/office/word/2010/wordprocessingDrawing" xmlns:wp="http://schemas.openxmlformats.org/drawingml/2006/wordprocessingDrawing" xmlns:wpc="http://schemas.microsoft.com/office/word/2010/wordprocessingCanvas" xmlns:wpg="http://schemas.microsoft.com/office/word/2010/wordprocessingGroup" xmlns:wpi="http://schemas.microsoft.com/office/word/2010/wordprocessingInk" xmlns:wps="http://schemas.microsoft.com/office/word/2010/wordprocessingShape" mc:Ignorable="w14 wp14">
+  <w:p>
+    <w:pPr>
+      <w:jc w:val="center"/>
+    </w:pPr>
+    <w:r>
+      <w:rPr>
+        <w:color w:val="59636B"/>
+        <w:sz w:val="16"/>
+      </w:rPr>
+      <w:t xml:space="preserve">BRENNECKE · WENSTEDT RECHTSANWÄLTE · BW-318/26-IT · Seite </w:t>
+    </w:r>
+    <w:r>
+      <w:fldChar w:fldCharType="begin"/>
+      <w:instrText xml:space="preserve"> PAGE </w:instrText>
+      <w:fldChar w:fldCharType="separate"/>
+      <w:t>1</w:t>
+      <w:fldChar w:fldCharType="end"/>
+    </w:r>
+  </w:p>
+</w:ftr>
 </file>
 
 <file path=word/numbering.xml><?xml version="1.0" encoding="utf-8"?>
@@ -410,9 +2217,13 @@
     <w:name w:val="Normal"/>
     <w:qFormat/>
     <w:rsid w:val="00FC693F"/>
+    <w:pPr>
+      <w:spacing w:after="100" w:line="269" w:lineRule="auto"/>
+    </w:pPr>
     <w:rPr>
-      <w:rFonts w:ascii="Times New Roman" w:hAnsi="Times New Roman"/>
-      <w:sz w:val="22"/>
+      <w:rFonts w:ascii="Arial" w:hAnsi="Arial"/>
+      <w:color w:val="20262B"/>
+      <w:sz w:val="20"/>
     </w:rPr>
   </w:style>
   <w:style w:type="paragraph" w:styleId="Header">
@@ -470,14 +2281,15 @@
     <w:pPr>
       <w:keepNext/>
       <w:keepLines/>
-      <w:spacing w:before="480" w:after="0"/>
+      <w:spacing w:before="200" w:after="100"/>
       <w:outlineLvl w:val="0"/>
     </w:pPr>
     <w:rPr>
-      <w:rFonts w:asciiTheme="majorHAnsi" w:eastAsiaTheme="majorEastAsia" w:hAnsiTheme="majorHAnsi" w:cstheme="majorBidi" w:ascii="Times New Roman" w:hAnsi="Times New Roman"/>
+      <w:rFonts w:asciiTheme="majorHAnsi" w:eastAsiaTheme="majorEastAsia" w:hAnsiTheme="majorHAnsi" w:cstheme="majorBidi" w:ascii="Arial" w:hAnsi="Arial"/>
       <w:b/>
       <w:bCs/>
-      <w:sz w:val="28"/>
+      <w:color w:val="17324D"/>
+      <w:sz w:val="26"/>
       <w:szCs w:val="28"/>
     </w:rPr>
   </w:style>
@@ -493,14 +2305,15 @@
     <w:pPr>
       <w:keepNext/>
       <w:keepLines/>
-      <w:spacing w:before="200" w:after="0"/>
+      <w:spacing w:before="200" w:after="100"/>
       <w:outlineLvl w:val="1"/>
     </w:pPr>
     <w:rPr>
-      <w:rFonts w:asciiTheme="majorHAnsi" w:eastAsiaTheme="majorEastAsia" w:hAnsiTheme="majorHAnsi" w:cstheme="majorBidi" w:ascii="Times New Roman" w:hAnsi="Times New Roman"/>
+      <w:rFonts w:asciiTheme="majorHAnsi" w:eastAsiaTheme="majorEastAsia" w:hAnsiTheme="majorHAnsi" w:cstheme="majorBidi" w:ascii="Arial" w:hAnsi="Arial"/>
       <w:b/>
       <w:bCs/>
-      <w:sz w:val="24"/>
+      <w:color w:val="2E668B"/>
+      <w:sz w:val="22"/>
       <w:szCs w:val="26"/>
     </w:rPr>
   </w:style>
@@ -520,10 +2333,10 @@
       <w:outlineLvl w:val="2"/>
     </w:pPr>
     <w:rPr>
-      <w:rFonts w:asciiTheme="majorHAnsi" w:eastAsiaTheme="majorEastAsia" w:hAnsiTheme="majorHAnsi" w:cstheme="majorBidi" w:ascii="Times New Roman" w:hAnsi="Times New Roman"/>
+      <w:rFonts w:asciiTheme="majorHAnsi" w:eastAsiaTheme="majorEastAsia" w:hAnsiTheme="majorHAnsi" w:cstheme="majorBidi"/>
       <w:b/>
       <w:bCs/>
-      <w:sz w:val="22"/>
+      <w:color w:val="4F81BD" w:themeColor="accent1"/>
     </w:rPr>
   </w:style>
   <w:style w:type="paragraph" w:styleId="Heading4">
@@ -754,18 +2567,20 @@
     <w:qFormat/>
     <w:rsid w:val="00FC693F"/>
     <w:pPr>
+      <w:keepNext/>
       <w:pBdr>
         <w:bottom w:val="single" w:sz="8" w:space="4" w:color="4F81BD" w:themeColor="accent1"/>
       </w:pBdr>
-      <w:spacing w:after="300" w:line="240" w:lineRule="auto"/>
+      <w:spacing w:after="100" w:line="240" w:lineRule="auto" w:before="200"/>
       <w:contextualSpacing/>
     </w:pPr>
     <w:rPr>
-      <w:rFonts w:asciiTheme="majorHAnsi" w:eastAsiaTheme="majorEastAsia" w:hAnsiTheme="majorHAnsi" w:cstheme="majorBidi"/>
-      <w:color w:val="17365D" w:themeColor="text2" w:themeShade="BF"/>
+      <w:rFonts w:asciiTheme="majorHAnsi" w:eastAsiaTheme="majorEastAsia" w:hAnsiTheme="majorHAnsi" w:cstheme="majorBidi" w:ascii="Arial" w:hAnsi="Arial"/>
+      <w:b/>
+      <w:color w:val="17324D"/>
       <w:spacing w:val="5"/>
       <w:kern w:val="28"/>
-      <w:sz w:val="52"/>
+      <w:sz w:val="36"/>
       <w:szCs w:val="52"/>
     </w:rPr>
   </w:style>

--- a/testakten/nis2-cybersecurity-lahnwerke-slack-airtags-it-sicherheit/01-mandatsnotiz-und-arbeitsauftrag.docx
+++ b/testakten/nis2-cybersecurity-lahnwerke-slack-airtags-it-sicherheit/01-mandatsnotiz-und-arbeitsauftrag.docx
@@ -1821,8 +1821,9 @@
     </w:p>
     <w:sectPr>
       <w:footerReference w:type="default" r:id="rId9"/>
+      <w:headerReference w:type="default" r:id="rId10"/>
       <w:pgSz w:w="11906" w:h="16838"/>
-      <w:pgMar w:top="1247" w:right="1134" w:bottom="1020" w:left="1191" w:header="397" w:footer="397" w:gutter="0"/>
+      <w:pgMar w:top="1247" w:right="1134" w:bottom="1020" w:left="1191" w:header="680" w:footer="567" w:gutter="0"/>
       <w:cols w:space="720"/>
       <w:docGrid w:linePitch="360"/>
     </w:sectPr>
@@ -1834,24 +1835,84 @@
 <w:ftr xmlns:m="http://schemas.openxmlformats.org/officeDocument/2006/math" xmlns:mc="http://schemas.openxmlformats.org/markup-compatibility/2006" xmlns:mo="http://schemas.microsoft.com/office/mac/office/2008/main" xmlns:mv="urn:schemas-microsoft-com:mac:vml" xmlns:o="urn:schemas-microsoft-com:office:office" xmlns:r="http://schemas.openxmlformats.org/officeDocument/2006/relationships" xmlns:v="urn:schemas-microsoft-com:vml" xmlns:w10="urn:schemas-microsoft-com:office:word" xmlns:w14="http://schemas.microsoft.com/office/word/2010/wordml" xmlns:w="http://schemas.openxmlformats.org/wordprocessingml/2006/main" xmlns:wne="http://schemas.microsoft.com/office/word/2006/wordml" xmlns:wp14="http://schemas.microsoft.com/office/word/2010/wordprocessingDrawing" xmlns:wp="http://schemas.openxmlformats.org/drawingml/2006/wordprocessingDrawing" xmlns:wpc="http://schemas.microsoft.com/office/word/2010/wordprocessingCanvas" xmlns:wpg="http://schemas.microsoft.com/office/word/2010/wordprocessingGroup" xmlns:wpi="http://schemas.microsoft.com/office/word/2010/wordprocessingInk" xmlns:wps="http://schemas.microsoft.com/office/word/2010/wordprocessingShape" mc:Ignorable="w14 wp14">
   <w:p>
     <w:pPr>
-      <w:jc w:val="center"/>
+      <w:tabs>
+        <w:tab w:pos="9071" w:val="right"/>
+      </w:tabs>
+      <w:jc w:val="left"/>
     </w:pPr>
     <w:r>
       <w:rPr>
-        <w:color w:val="59636B"/>
+        <w:rFonts w:ascii="Times New Roman" w:hAnsi="Times New Roman"/>
+        <w:color w:val="6B6B66"/>
         <w:sz w:val="16"/>
       </w:rPr>
-      <w:t xml:space="preserve">BRENNECKE · WENSTEDT RECHTSANWÄLTE · BW-318/26-IT · Seite </w:t>
     </w:r>
     <w:r>
+      <w:rPr>
+        <w:rFonts w:ascii="Times New Roman" w:hAnsi="Times New Roman"/>
+        <w:color w:val="6B6B66"/>
+        <w:sz w:val="16"/>
+      </w:rPr>
+      <w:t>Mandatsaufnahme Lahnwerke Maschinenbau AG</w:t>
+    </w:r>
+    <w:r>
+      <w:rPr>
+        <w:rFonts w:ascii="Times New Roman" w:hAnsi="Times New Roman"/>
+        <w:color w:val="6B6B66"/>
+        <w:sz w:val="16"/>
+      </w:rPr>
+      <w:tab/>
+      <w:t xml:space="preserve">Seite </w:t>
+    </w:r>
+    <w:r>
+      <w:rPr>
+        <w:rFonts w:ascii="Times New Roman" w:hAnsi="Times New Roman"/>
+        <w:color w:val="6B6B66"/>
+        <w:sz w:val="16"/>
+      </w:rPr>
       <w:fldChar w:fldCharType="begin"/>
       <w:instrText xml:space="preserve"> PAGE </w:instrText>
-      <w:fldChar w:fldCharType="separate"/>
-      <w:t>1</w:t>
       <w:fldChar w:fldCharType="end"/>
     </w:r>
   </w:p>
 </w:ftr>
+</file>
+
+<file path=word/header1.xml><?xml version="1.0" encoding="utf-8"?>
+<w:hdr xmlns:m="http://schemas.openxmlformats.org/officeDocument/2006/math" xmlns:mc="http://schemas.openxmlformats.org/markup-compatibility/2006" xmlns:mo="http://schemas.microsoft.com/office/mac/office/2008/main" xmlns:mv="urn:schemas-microsoft-com:mac:vml" xmlns:o="urn:schemas-microsoft-com:office:office" xmlns:r="http://schemas.openxmlformats.org/officeDocument/2006/relationships" xmlns:v="urn:schemas-microsoft-com:vml" xmlns:w10="urn:schemas-microsoft-com:office:word" xmlns:w14="http://schemas.microsoft.com/office/word/2010/wordml" xmlns:w="http://schemas.openxmlformats.org/wordprocessingml/2006/main" xmlns:wne="http://schemas.microsoft.com/office/word/2006/wordml" xmlns:wp14="http://schemas.microsoft.com/office/word/2010/wordprocessingDrawing" xmlns:wp="http://schemas.openxmlformats.org/drawingml/2006/wordprocessingDrawing" xmlns:wpc="http://schemas.microsoft.com/office/word/2010/wordprocessingCanvas" xmlns:wpg="http://schemas.microsoft.com/office/word/2010/wordprocessingGroup" xmlns:wpi="http://schemas.microsoft.com/office/word/2010/wordprocessingInk" xmlns:wps="http://schemas.microsoft.com/office/word/2010/wordprocessingShape" mc:Ignorable="w14 wp14">
+  <w:p>
+    <w:pPr>
+      <w:pStyle w:val="Header"/>
+      <w:jc w:val="left"/>
+    </w:pPr>
+    <w:r/>
+    <w:r>
+      <w:rPr>
+        <w:rFonts w:ascii="Times New Roman" w:hAnsi="Times New Roman"/>
+        <w:b/>
+        <w:color w:val="1F3864"/>
+        <w:sz w:val="24"/>
+      </w:rPr>
+      <w:t>Mandatsaufnahme Lahnwerke Maschinenbau AG</w:t>
+    </w:r>
+  </w:p>
+  <w:p>
+    <w:pPr>
+      <w:jc w:val="left"/>
+      <w:pBdr>
+        <w:bottom w:val="single" w:sz="6" w:space="2" w:color="1F3864"/>
+      </w:pBdr>
+    </w:pPr>
+    <w:r>
+      <w:rPr>
+        <w:rFonts w:ascii="Times New Roman" w:hAnsi="Times New Roman"/>
+        <w:color w:val="6B6B66"/>
+        <w:sz w:val="16"/>
+      </w:rPr>
+      <w:t>Unternehmen</w:t>
+    </w:r>
+  </w:p>
+</w:hdr>
 </file>
 
 <file path=word/numbering.xml><?xml version="1.0" encoding="utf-8"?>
